--- a/01 Tanakh/02 Nevi_im/02 Latter Prophets/11 Yirmeyahu/Yirmeyahu 06.docx
+++ b/01 Tanakh/02 Nevi_im/02 Latter Prophets/11 Yirmeyahu/Yirmeyahu 06.docx
@@ -22,7 +22,7 @@
           <w:szCs w:val="24"/>
           <w:rtl w:val="0"/>
         </w:rPr>
-        <w:t xml:space="preserve">(Book Title)</w:t>
+        <w:t xml:space="preserve">Yirmeyahu</w:t>
       </w:r>
     </w:p>
     <w:p>
@@ -43,7 +43,12 @@
           <w:szCs w:val="40"/>
           <w:rtl w:val="0"/>
         </w:rPr>
-        <w:t xml:space="preserve">1</w:t>
+        <w:t xml:space="preserve">6</w:t>
+      </w:r>
+      <w:r>
+        <w:rPr>
+          <w:rtl w:val="0"/>
+        </w:rPr>
       </w:r>
     </w:p>
     <w:p>
@@ -84,238 +89,779 @@
     </w:p>
     <w:p>
       <w:pPr>
-        <w:ind w:firstLine="720"/>
+        <w:ind w:left="0" w:firstLine="0"/>
+        <w:rPr>
+          <w:sz w:val="24"/>
+          <w:szCs w:val="24"/>
+        </w:rPr>
+      </w:pPr>
+      <w:r>
+        <w:rPr>
+          <w:rtl w:val="0"/>
+        </w:rPr>
+      </w:r>
+    </w:p>
+    <w:p>
+      <w:pPr>
+        <w:numPr>
+          <w:ilvl w:val="0"/>
+          <w:numId w:val="1"/>
+        </w:numPr>
+        <w:ind w:left="720" w:hanging="360"/>
+        <w:rPr>
+          <w:sz w:val="24"/>
+          <w:szCs w:val="24"/>
+          <w:u w:val="none"/>
+        </w:rPr>
+      </w:pPr>
+      <w:r>
+        <w:rPr>
+          <w:sz w:val="24"/>
+          <w:szCs w:val="24"/>
+          <w:rtl w:val="0"/>
+        </w:rPr>
+        <w:t xml:space="preserve">“Head for cover, people of Binyamin, get out of Yerushalayim! Blow the shofar in T’koa, light the beacon on Beit-Hakerem. For disaster threatens from the north, with great destruction.</w:t>
+      </w:r>
+    </w:p>
+    <w:p>
+      <w:pPr>
+        <w:numPr>
+          <w:ilvl w:val="0"/>
+          <w:numId w:val="1"/>
+        </w:numPr>
+        <w:ind w:left="720" w:hanging="360"/>
+        <w:rPr>
+          <w:sz w:val="24"/>
+          <w:szCs w:val="24"/>
+          <w:u w:val="none"/>
+        </w:rPr>
+      </w:pPr>
+      <w:r>
+        <w:rPr>
+          <w:sz w:val="24"/>
+          <w:szCs w:val="24"/>
+          <w:rtl w:val="0"/>
+        </w:rPr>
+        <w:t xml:space="preserve">Although she is beautiful and delicate, I am cutting off the daughter of Tziyon.”</w:t>
+      </w:r>
+    </w:p>
+    <w:p>
+      <w:pPr>
+        <w:numPr>
+          <w:ilvl w:val="0"/>
+          <w:numId w:val="1"/>
+        </w:numPr>
+        <w:ind w:left="720" w:hanging="360"/>
+        <w:rPr>
+          <w:sz w:val="24"/>
+          <w:szCs w:val="24"/>
+          <w:u w:val="none"/>
+        </w:rPr>
+      </w:pPr>
+      <w:r>
+        <w:rPr>
+          <w:sz w:val="24"/>
+          <w:szCs w:val="24"/>
+          <w:rtl w:val="0"/>
+        </w:rPr>
+        <w:t xml:space="preserve">Shepherds advance on her with their flocks; all around her they pitch their tents, each grazing his own plot of pasture.</w:t>
+      </w:r>
+    </w:p>
+    <w:p>
+      <w:pPr>
+        <w:numPr>
+          <w:ilvl w:val="0"/>
+          <w:numId w:val="1"/>
+        </w:numPr>
+        <w:ind w:left="720" w:hanging="360"/>
+        <w:rPr>
+          <w:sz w:val="24"/>
+          <w:szCs w:val="24"/>
+          <w:u w:val="none"/>
+        </w:rPr>
+      </w:pPr>
+      <w:r>
+        <w:rPr>
+          <w:sz w:val="24"/>
+          <w:szCs w:val="24"/>
+          <w:rtl w:val="0"/>
+        </w:rPr>
+        <w:t xml:space="preserve">“Prepare for war against her! Get up! Let’s attack at noon!” “Woe to us! for the day is waning, evening shadows are lengthening.”</w:t>
+      </w:r>
+    </w:p>
+    <w:p>
+      <w:pPr>
+        <w:numPr>
+          <w:ilvl w:val="0"/>
+          <w:numId w:val="1"/>
+        </w:numPr>
+        <w:ind w:left="720" w:hanging="360"/>
+        <w:rPr>
+          <w:sz w:val="24"/>
+          <w:szCs w:val="24"/>
+          <w:u w:val="none"/>
+        </w:rPr>
+      </w:pPr>
+      <w:r>
+        <w:rPr>
+          <w:sz w:val="24"/>
+          <w:szCs w:val="24"/>
+          <w:rtl w:val="0"/>
+        </w:rPr>
+        <w:t xml:space="preserve">“Get up! Let’s attack at night! Let’s destroy her palaces!”</w:t>
+      </w:r>
+    </w:p>
+    <w:p>
+      <w:pPr>
+        <w:numPr>
+          <w:ilvl w:val="0"/>
+          <w:numId w:val="1"/>
+        </w:numPr>
+        <w:ind w:left="720" w:hanging="360"/>
+        <w:rPr>
+          <w:sz w:val="24"/>
+          <w:szCs w:val="24"/>
+          <w:u w:val="none"/>
+        </w:rPr>
+      </w:pPr>
+      <w:r>
+        <w:rPr>
+          <w:sz w:val="24"/>
+          <w:szCs w:val="24"/>
+          <w:rtl w:val="0"/>
+        </w:rPr>
+        <w:t xml:space="preserve">For YIHOVEH TZVA’OT says this: “Cut down her trees, and raise a siege-ramp against Yerushalayim! This is the city to be punished; in her there is nothing but oppression.</w:t>
+      </w:r>
+    </w:p>
+    <w:p>
+      <w:pPr>
+        <w:numPr>
+          <w:ilvl w:val="0"/>
+          <w:numId w:val="1"/>
+        </w:numPr>
+        <w:ind w:left="720" w:hanging="360"/>
+        <w:rPr>
+          <w:sz w:val="24"/>
+          <w:szCs w:val="24"/>
+          <w:u w:val="none"/>
+        </w:rPr>
+      </w:pPr>
+      <w:r>
+        <w:rPr>
+          <w:sz w:val="24"/>
+          <w:szCs w:val="24"/>
+          <w:rtl w:val="0"/>
+        </w:rPr>
+        <w:t xml:space="preserve">Just as a cistern keeps its water fresh, so she keeps her wickedness fresh! Violence and destruction are heard within her, always before me sickness and wounds.</w:t>
+      </w:r>
+    </w:p>
+    <w:p>
+      <w:pPr>
+        <w:numPr>
+          <w:ilvl w:val="0"/>
+          <w:numId w:val="1"/>
+        </w:numPr>
+        <w:ind w:left="720" w:hanging="360"/>
+        <w:rPr>
+          <w:sz w:val="24"/>
+          <w:szCs w:val="24"/>
+          <w:u w:val="none"/>
+        </w:rPr>
+      </w:pPr>
+      <w:r>
+        <w:rPr>
+          <w:sz w:val="24"/>
+          <w:szCs w:val="24"/>
+          <w:rtl w:val="0"/>
+        </w:rPr>
+        <w:t xml:space="preserve">Accept correction, Yerushalayim, or I will be estranged from you and turn you into a desolate waste, a land without inhabitants.”</w:t>
+      </w:r>
+    </w:p>
+    <w:p>
+      <w:pPr>
+        <w:numPr>
+          <w:ilvl w:val="0"/>
+          <w:numId w:val="1"/>
+        </w:numPr>
+        <w:ind w:left="720" w:hanging="360"/>
+        <w:rPr>
+          <w:sz w:val="24"/>
+          <w:szCs w:val="24"/>
+          <w:u w:val="none"/>
+        </w:rPr>
+      </w:pPr>
+      <w:r>
+        <w:rPr>
+          <w:sz w:val="24"/>
+          <w:szCs w:val="24"/>
+          <w:rtl w:val="0"/>
+        </w:rPr>
+        <w:t xml:space="preserve">Thus says YIHOVEH TZVA’OT: “They will glean the remnant of Isra’el as thoroughly as in a vineyard — one last time, like a grape-picker, pass your hand over the vines.”</w:t>
+      </w:r>
+    </w:p>
+    <w:p>
+      <w:pPr>
+        <w:numPr>
+          <w:ilvl w:val="0"/>
+          <w:numId w:val="1"/>
+        </w:numPr>
+        <w:ind w:left="720" w:hanging="360"/>
+        <w:rPr>
+          <w:sz w:val="24"/>
+          <w:szCs w:val="24"/>
+          <w:u w:val="none"/>
+        </w:rPr>
+      </w:pPr>
+      <w:r>
+        <w:rPr>
+          <w:sz w:val="24"/>
+          <w:szCs w:val="24"/>
+          <w:rtl w:val="0"/>
+        </w:rPr>
+        <w:t xml:space="preserve">To whom should I speak? Whom should I warn? Who will listen to me? Their ears are dull, they can’t pay attention. For them the word of EHYEH has become unattractive, an object of scorn.</w:t>
+      </w:r>
+    </w:p>
+    <w:p>
+      <w:pPr>
+        <w:numPr>
+          <w:ilvl w:val="0"/>
+          <w:numId w:val="1"/>
+        </w:numPr>
+        <w:ind w:left="720" w:hanging="360"/>
+        <w:rPr>
+          <w:sz w:val="24"/>
+          <w:szCs w:val="24"/>
+          <w:u w:val="none"/>
+        </w:rPr>
+      </w:pPr>
+      <w:r>
+        <w:rPr>
+          <w:sz w:val="24"/>
+          <w:szCs w:val="24"/>
+          <w:rtl w:val="0"/>
+        </w:rPr>
+        <w:t xml:space="preserve">This is why I am full of the fury of EHYEH; I am weary of holding it back. “Pour it out on the children in the street and on the groups of young men gathered; for husbands and wives will be taken together, seniors as well as the very old.</w:t>
+      </w:r>
+    </w:p>
+    <w:p>
+      <w:pPr>
+        <w:numPr>
+          <w:ilvl w:val="0"/>
+          <w:numId w:val="1"/>
+        </w:numPr>
+        <w:ind w:left="720" w:hanging="360"/>
+        <w:rPr>
+          <w:sz w:val="24"/>
+          <w:szCs w:val="24"/>
+          <w:u w:val="none"/>
+        </w:rPr>
+      </w:pPr>
+      <w:r>
+        <w:rPr>
+          <w:sz w:val="24"/>
+          <w:szCs w:val="24"/>
+          <w:rtl w:val="0"/>
+        </w:rPr>
+        <w:t xml:space="preserve">Their homes will be turned over to others, their fields together with their wives. Yes, I will stretch out my hand against those who are living in the land,” says EHYEH.</w:t>
+      </w:r>
+    </w:p>
+    <w:p>
+      <w:pPr>
+        <w:numPr>
+          <w:ilvl w:val="0"/>
+          <w:numId w:val="1"/>
+        </w:numPr>
+        <w:ind w:left="720" w:hanging="360"/>
+        <w:rPr>
+          <w:sz w:val="24"/>
+          <w:szCs w:val="24"/>
+          <w:u w:val="none"/>
+        </w:rPr>
+      </w:pPr>
+      <w:r>
+        <w:rPr>
+          <w:sz w:val="24"/>
+          <w:szCs w:val="24"/>
+          <w:rtl w:val="0"/>
+        </w:rPr>
+        <w:t xml:space="preserve">“For from the least to the greatest of them, all are greedy for gains; prophets and cohanim alike, they all practice fraud —</w:t>
+      </w:r>
+    </w:p>
+    <w:p>
+      <w:pPr>
+        <w:numPr>
+          <w:ilvl w:val="0"/>
+          <w:numId w:val="1"/>
+        </w:numPr>
+        <w:ind w:left="720" w:hanging="360"/>
+        <w:rPr>
+          <w:sz w:val="24"/>
+          <w:szCs w:val="24"/>
+          <w:u w:val="none"/>
+        </w:rPr>
+      </w:pPr>
+      <w:r>
+        <w:rPr>
+          <w:sz w:val="24"/>
+          <w:szCs w:val="24"/>
+          <w:rtl w:val="0"/>
+        </w:rPr>
+        <w:t xml:space="preserve">they dress the wound of my people, but only superficially, saying, ‘There is perfect shalom,’ when there is no shalom.</w:t>
+      </w:r>
+    </w:p>
+    <w:p>
+      <w:pPr>
+        <w:ind w:left="720" w:firstLine="0"/>
+        <w:rPr>
+          <w:sz w:val="24"/>
+          <w:szCs w:val="24"/>
+        </w:rPr>
+      </w:pPr>
+      <w:r>
+        <w:rPr>
+          <w:rtl w:val="0"/>
+        </w:rPr>
+      </w:r>
+    </w:p>
+    <w:p>
+      <w:pPr>
+        <w:ind w:left="720" w:firstLine="0"/>
+        <w:rPr>
+          <w:sz w:val="24"/>
+          <w:szCs w:val="24"/>
+        </w:rPr>
+      </w:pPr>
+      <w:r>
+        <w:rPr>
+          <w:rtl w:val="0"/>
+        </w:rPr>
+      </w:r>
+    </w:p>
+    <w:p>
+      <w:pPr>
+        <w:jc w:val="center"/>
         <w:rPr>
           <w:b w:val="1"/>
           <w:bCs w:val="1"/>
-          <w:sz w:val="24"/>
-          <w:szCs w:val="24"/>
-        </w:rPr>
-      </w:pPr>
-      <w:r>
-        <w:rPr>
-          <w:rtl w:val="0"/>
-        </w:rPr>
-      </w:r>
-    </w:p>
-    <w:p>
-      <w:pPr>
-        <w:numPr>
-          <w:ilvl w:val="0"/>
-          <w:numId w:val="1"/>
-        </w:numPr>
-        <w:ind w:left="720" w:hanging="360"/>
-        <w:rPr>
-          <w:sz w:val="24"/>
-          <w:szCs w:val="24"/>
-          <w:u w:val="none"/>
-        </w:rPr>
-      </w:pPr>
-      <w:r>
-        <w:rPr>
-          <w:sz w:val="24"/>
-          <w:szCs w:val="24"/>
-          <w:rtl w:val="0"/>
-        </w:rPr>
-        <w:t xml:space="preserve">Text</w:t>
-      </w:r>
-    </w:p>
-    <w:p>
-      <w:pPr>
-        <w:rPr>
-          <w:sz w:val="24"/>
-          <w:szCs w:val="24"/>
-        </w:rPr>
-      </w:pPr>
-      <w:r>
-        <w:rPr>
-          <w:rtl w:val="0"/>
-        </w:rPr>
-      </w:r>
-    </w:p>
-    <w:p>
-      <w:pPr>
-        <w:rPr>
-          <w:sz w:val="24"/>
-          <w:szCs w:val="24"/>
-        </w:rPr>
-      </w:pPr>
-      <w:r>
-        <w:rPr>
-          <w:rtl w:val="0"/>
-        </w:rPr>
-      </w:r>
-    </w:p>
-    <w:p>
-      <w:pPr>
-        <w:ind w:firstLine="720"/>
+          <w:color w:val="999999"/>
+          <w:sz w:val="24"/>
+          <w:szCs w:val="24"/>
+        </w:rPr>
+      </w:pPr>
+      <w:r>
         <w:rPr>
           <w:b w:val="1"/>
           <w:bCs w:val="1"/>
-          <w:sz w:val="24"/>
-          <w:szCs w:val="24"/>
-        </w:rPr>
-      </w:pPr>
-      <w:r>
-        <w:rPr>
-          <w:b w:val="1"/>
-          <w:bCs w:val="1"/>
-          <w:sz w:val="24"/>
-          <w:szCs w:val="24"/>
-          <w:rtl w:val="0"/>
-        </w:rPr>
-        <w:t xml:space="preserve">(Section Title)</w:t>
-      </w:r>
-    </w:p>
-    <w:p>
-      <w:pPr>
-        <w:ind w:firstLine="720"/>
-        <w:rPr>
-          <w:b w:val="1"/>
-          <w:bCs w:val="1"/>
-          <w:sz w:val="24"/>
-          <w:szCs w:val="24"/>
-        </w:rPr>
-      </w:pPr>
-      <w:r>
-        <w:rPr>
-          <w:rtl w:val="0"/>
-        </w:rPr>
-      </w:r>
-    </w:p>
-    <w:p>
-      <w:pPr>
-        <w:numPr>
-          <w:ilvl w:val="0"/>
-          <w:numId w:val="1"/>
-        </w:numPr>
-        <w:ind w:left="720" w:hanging="360"/>
-        <w:rPr>
-          <w:sz w:val="24"/>
-          <w:szCs w:val="24"/>
-          <w:u w:val="none"/>
-        </w:rPr>
-      </w:pPr>
-      <w:r>
-        <w:rPr>
-          <w:sz w:val="24"/>
-          <w:szCs w:val="24"/>
-          <w:rtl w:val="0"/>
-        </w:rPr>
-        <w:t xml:space="preserve">Text</w:t>
-      </w:r>
-    </w:p>
-    <w:p>
-      <w:pPr>
-        <w:rPr>
-          <w:sz w:val="24"/>
-          <w:szCs w:val="24"/>
-        </w:rPr>
-      </w:pPr>
-      <w:r>
-        <w:rPr>
-          <w:rtl w:val="0"/>
-        </w:rPr>
+          <w:color w:val="999999"/>
+          <w:sz w:val="24"/>
+          <w:szCs w:val="24"/>
+          <w:rtl w:val="0"/>
+        </w:rPr>
+        <w:t xml:space="preserve">Yirmeyahu</w:t>
       </w:r>
     </w:p>
     <w:p>
       <w:pPr>
         <w:jc w:val="center"/>
+        <w:rPr>
+          <w:sz w:val="24"/>
+          <w:szCs w:val="24"/>
+        </w:rPr>
+      </w:pPr>
+      <w:r>
         <w:rPr>
           <w:b w:val="1"/>
           <w:bCs w:val="1"/>
           <w:sz w:val="40"/>
           <w:szCs w:val="40"/>
-        </w:rPr>
-      </w:pPr>
-      <w:r>
-        <w:rPr>
-          <w:b w:val="1"/>
-          <w:bCs w:val="1"/>
-          <w:color w:val="999999"/>
-          <w:sz w:val="24"/>
-          <w:szCs w:val="24"/>
-          <w:rtl w:val="0"/>
-        </w:rPr>
-        <w:t xml:space="preserve">(Book Title)</w:t>
-      </w:r>
-      <w:r>
-        <w:rPr>
-          <w:rtl w:val="0"/>
-        </w:rPr>
-      </w:r>
-    </w:p>
-    <w:p>
-      <w:pPr>
-        <w:jc w:val="center"/>
-        <w:rPr>
-          <w:b w:val="1"/>
-          <w:bCs w:val="1"/>
-          <w:sz w:val="40"/>
-          <w:szCs w:val="40"/>
-        </w:rPr>
-      </w:pPr>
-      <w:r>
-        <w:rPr>
-          <w:b w:val="1"/>
-          <w:bCs w:val="1"/>
-          <w:sz w:val="40"/>
-          <w:szCs w:val="40"/>
-          <w:rtl w:val="0"/>
-        </w:rPr>
-        <w:t xml:space="preserve">1</w:t>
-      </w:r>
-    </w:p>
-    <w:p>
-      <w:pPr>
-        <w:rPr>
-          <w:b w:val="1"/>
-          <w:bCs w:val="1"/>
-          <w:sz w:val="24"/>
-          <w:szCs w:val="24"/>
-        </w:rPr>
-      </w:pPr>
-      <w:r>
-        <w:rPr>
-          <w:rtl w:val="0"/>
-        </w:rPr>
-      </w:r>
-    </w:p>
-    <w:p>
-      <w:pPr>
-        <w:rPr>
-          <w:b w:val="1"/>
-          <w:bCs w:val="1"/>
-          <w:sz w:val="24"/>
-          <w:szCs w:val="24"/>
-        </w:rPr>
-      </w:pPr>
-      <w:r>
-        <w:rPr>
-          <w:rtl w:val="0"/>
-        </w:rPr>
-      </w:r>
-    </w:p>
-    <w:p>
-      <w:pPr>
-        <w:numPr>
-          <w:ilvl w:val="0"/>
-          <w:numId w:val="1"/>
-        </w:numPr>
-        <w:ind w:left="720" w:hanging="360"/>
-        <w:rPr>
-          <w:sz w:val="24"/>
-          <w:szCs w:val="24"/>
-          <w:u w:val="none"/>
-        </w:rPr>
-      </w:pPr>
-      <w:r>
-        <w:rPr>
-          <w:sz w:val="24"/>
-          <w:szCs w:val="24"/>
-          <w:rtl w:val="0"/>
-        </w:rPr>
-        <w:t xml:space="preserve">Text</w:t>
+          <w:rtl w:val="0"/>
+        </w:rPr>
+        <w:t xml:space="preserve">6</w:t>
+      </w:r>
+      <w:r>
+        <w:rPr>
+          <w:rtl w:val="0"/>
+        </w:rPr>
+      </w:r>
+    </w:p>
+    <w:p>
+      <w:pPr>
+        <w:ind w:left="720" w:firstLine="0"/>
+        <w:rPr>
+          <w:sz w:val="24"/>
+          <w:szCs w:val="24"/>
+        </w:rPr>
+      </w:pPr>
+      <w:r>
+        <w:rPr>
+          <w:rtl w:val="0"/>
+        </w:rPr>
+      </w:r>
+    </w:p>
+    <w:p>
+      <w:pPr>
+        <w:ind w:left="720" w:firstLine="0"/>
+        <w:rPr>
+          <w:sz w:val="24"/>
+          <w:szCs w:val="24"/>
+        </w:rPr>
+      </w:pPr>
+      <w:r>
+        <w:rPr>
+          <w:rtl w:val="0"/>
+        </w:rPr>
+      </w:r>
+    </w:p>
+    <w:p>
+      <w:pPr>
+        <w:numPr>
+          <w:ilvl w:val="0"/>
+          <w:numId w:val="1"/>
+        </w:numPr>
+        <w:ind w:left="720" w:hanging="360"/>
+        <w:rPr>
+          <w:sz w:val="24"/>
+          <w:szCs w:val="24"/>
+          <w:u w:val="none"/>
+        </w:rPr>
+      </w:pPr>
+      <w:r>
+        <w:rPr>
+          <w:sz w:val="24"/>
+          <w:szCs w:val="24"/>
+          <w:rtl w:val="0"/>
+        </w:rPr>
+        <w:t xml:space="preserve">“They should be ashamed of their detestable deeds, but they are not ashamed at all; they don’t know how to blush. Therefore when others fall, they too will fall; when I punish them, they will stumble,” says EHYEH.</w:t>
+      </w:r>
+    </w:p>
+    <w:p>
+      <w:pPr>
+        <w:numPr>
+          <w:ilvl w:val="0"/>
+          <w:numId w:val="1"/>
+        </w:numPr>
+        <w:ind w:left="720" w:hanging="360"/>
+        <w:rPr>
+          <w:sz w:val="24"/>
+          <w:szCs w:val="24"/>
+          <w:u w:val="none"/>
+        </w:rPr>
+      </w:pPr>
+      <w:r>
+        <w:rPr>
+          <w:sz w:val="24"/>
+          <w:szCs w:val="24"/>
+          <w:rtl w:val="0"/>
+        </w:rPr>
+        <w:t xml:space="preserve">Here is what EHYEH says: “Stand at the crossroads and look; ask about the ancient paths, ‘Which one is the good way?’ Take it, and you will find rest for your souls. But they said, ‘We will not take it.’</w:t>
+      </w:r>
+    </w:p>
+    <w:p>
+      <w:pPr>
+        <w:numPr>
+          <w:ilvl w:val="0"/>
+          <w:numId w:val="1"/>
+        </w:numPr>
+        <w:ind w:left="720" w:hanging="360"/>
+        <w:rPr>
+          <w:sz w:val="24"/>
+          <w:szCs w:val="24"/>
+          <w:u w:val="none"/>
+        </w:rPr>
+      </w:pPr>
+      <w:r>
+        <w:rPr>
+          <w:sz w:val="24"/>
+          <w:szCs w:val="24"/>
+          <w:rtl w:val="0"/>
+        </w:rPr>
+        <w:t xml:space="preserve">I appointed sentinels to direct them: ‘Listen for the sound of the shofar.’ But they said, ‘We will not listen.’</w:t>
+      </w:r>
+    </w:p>
+    <w:p>
+      <w:pPr>
+        <w:numPr>
+          <w:ilvl w:val="0"/>
+          <w:numId w:val="1"/>
+        </w:numPr>
+        <w:ind w:left="720" w:hanging="360"/>
+        <w:rPr>
+          <w:sz w:val="24"/>
+          <w:szCs w:val="24"/>
+          <w:u w:val="none"/>
+        </w:rPr>
+      </w:pPr>
+      <w:r>
+        <w:rPr>
+          <w:sz w:val="24"/>
+          <w:szCs w:val="24"/>
+          <w:rtl w:val="0"/>
+        </w:rPr>
+        <w:t xml:space="preserve">So hear, you nations; know, you assembly, what there is against them.</w:t>
+      </w:r>
+    </w:p>
+    <w:p>
+      <w:pPr>
+        <w:numPr>
+          <w:ilvl w:val="0"/>
+          <w:numId w:val="1"/>
+        </w:numPr>
+        <w:ind w:left="720" w:hanging="360"/>
+        <w:rPr>
+          <w:sz w:val="24"/>
+          <w:szCs w:val="24"/>
+          <w:u w:val="none"/>
+        </w:rPr>
+      </w:pPr>
+      <w:r>
+        <w:rPr>
+          <w:sz w:val="24"/>
+          <w:szCs w:val="24"/>
+          <w:rtl w:val="0"/>
+        </w:rPr>
+        <w:t xml:space="preserve">Hear, oh earth! I am going to bring disaster on this people; it is the consequence of their own way of thinking; for they pay no attention to my words; and as for my Torah, they reject it.</w:t>
+      </w:r>
+    </w:p>
+    <w:p>
+      <w:pPr>
+        <w:numPr>
+          <w:ilvl w:val="0"/>
+          <w:numId w:val="1"/>
+        </w:numPr>
+        <w:ind w:left="720" w:hanging="360"/>
+        <w:rPr>
+          <w:sz w:val="24"/>
+          <w:szCs w:val="24"/>
+          <w:u w:val="none"/>
+        </w:rPr>
+      </w:pPr>
+      <w:r>
+        <w:rPr>
+          <w:sz w:val="24"/>
+          <w:szCs w:val="24"/>
+          <w:rtl w:val="0"/>
+        </w:rPr>
+        <w:t xml:space="preserve">What do I care about incense from Sh’va or sweet cane from a distant land? Your burnt offerings are unacceptable, your sacrifices don’t please me.”</w:t>
+      </w:r>
+    </w:p>
+    <w:p>
+      <w:pPr>
+        <w:numPr>
+          <w:ilvl w:val="0"/>
+          <w:numId w:val="1"/>
+        </w:numPr>
+        <w:ind w:left="720" w:hanging="360"/>
+        <w:rPr>
+          <w:sz w:val="24"/>
+          <w:szCs w:val="24"/>
+          <w:u w:val="none"/>
+        </w:rPr>
+      </w:pPr>
+      <w:r>
+        <w:rPr>
+          <w:sz w:val="24"/>
+          <w:szCs w:val="24"/>
+          <w:rtl w:val="0"/>
+        </w:rPr>
+        <w:t xml:space="preserve">Therefore thus says EHYEH: “I will put obstacles in the way of this people that they will stumble over — fathers and sons, neighbors and friends, all will perish together.”</w:t>
+      </w:r>
+    </w:p>
+    <w:p>
+      <w:pPr>
+        <w:numPr>
+          <w:ilvl w:val="0"/>
+          <w:numId w:val="1"/>
+        </w:numPr>
+        <w:ind w:left="720" w:hanging="360"/>
+        <w:rPr>
+          <w:sz w:val="24"/>
+          <w:szCs w:val="24"/>
+          <w:u w:val="none"/>
+        </w:rPr>
+      </w:pPr>
+      <w:r>
+        <w:rPr>
+          <w:sz w:val="24"/>
+          <w:szCs w:val="24"/>
+          <w:rtl w:val="0"/>
+        </w:rPr>
+        <w:t xml:space="preserve">Here is what EHYEH says: “A people is coming from the land of the north, a great nation will be aroused from the ends of the earth.</w:t>
+      </w:r>
+    </w:p>
+    <w:p>
+      <w:pPr>
+        <w:numPr>
+          <w:ilvl w:val="0"/>
+          <w:numId w:val="1"/>
+        </w:numPr>
+        <w:ind w:left="720" w:hanging="360"/>
+        <w:rPr>
+          <w:sz w:val="24"/>
+          <w:szCs w:val="24"/>
+          <w:u w:val="none"/>
+        </w:rPr>
+      </w:pPr>
+      <w:r>
+        <w:rPr>
+          <w:sz w:val="24"/>
+          <w:szCs w:val="24"/>
+          <w:rtl w:val="0"/>
+        </w:rPr>
+        <w:t xml:space="preserve">They will take hold of bow and spear; they are cruel; they have no compassion: their noise as they ride on horses is like the roaring sea; and they are equipped for battle against you, daughter of Tziyon.</w:t>
+      </w:r>
+    </w:p>
+    <w:p>
+      <w:pPr>
+        <w:numPr>
+          <w:ilvl w:val="0"/>
+          <w:numId w:val="1"/>
+        </w:numPr>
+        <w:ind w:left="720" w:hanging="360"/>
+        <w:rPr>
+          <w:sz w:val="24"/>
+          <w:szCs w:val="24"/>
+          <w:u w:val="none"/>
+        </w:rPr>
+      </w:pPr>
+      <w:r>
+        <w:rPr>
+          <w:sz w:val="24"/>
+          <w:szCs w:val="24"/>
+          <w:rtl w:val="0"/>
+        </w:rPr>
+        <w:t xml:space="preserve">‘We have heard the news, and our hands fall limp; anguish has seized us, pain like a mother’s in childbirth.’”</w:t>
+      </w:r>
+    </w:p>
+    <w:p>
+      <w:pPr>
+        <w:numPr>
+          <w:ilvl w:val="0"/>
+          <w:numId w:val="1"/>
+        </w:numPr>
+        <w:ind w:left="720" w:hanging="360"/>
+        <w:rPr>
+          <w:sz w:val="24"/>
+          <w:szCs w:val="24"/>
+          <w:u w:val="none"/>
+        </w:rPr>
+      </w:pPr>
+      <w:r>
+        <w:rPr>
+          <w:sz w:val="24"/>
+          <w:szCs w:val="24"/>
+          <w:rtl w:val="0"/>
+        </w:rPr>
+        <w:t xml:space="preserve">Don’t go into the countryside, don’t walk out on the road; for the sword of the enemy is spreading terror in every direction.</w:t>
+      </w:r>
+    </w:p>
+    <w:p>
+      <w:pPr>
+        <w:numPr>
+          <w:ilvl w:val="0"/>
+          <w:numId w:val="1"/>
+        </w:numPr>
+        <w:ind w:left="720" w:hanging="360"/>
+        <w:rPr>
+          <w:sz w:val="24"/>
+          <w:szCs w:val="24"/>
+          <w:u w:val="none"/>
+        </w:rPr>
+      </w:pPr>
+      <w:r>
+        <w:rPr>
+          <w:sz w:val="24"/>
+          <w:szCs w:val="24"/>
+          <w:rtl w:val="0"/>
+        </w:rPr>
+        <w:t xml:space="preserve">Daughter of my people, put on sackcloth, roll in ashes, mourn as if for an only son, wail most bitterly; for suddenly the destroyer will come upon us.</w:t>
+      </w:r>
+    </w:p>
+    <w:p>
+      <w:pPr>
+        <w:numPr>
+          <w:ilvl w:val="0"/>
+          <w:numId w:val="1"/>
+        </w:numPr>
+        <w:ind w:left="720" w:hanging="360"/>
+        <w:rPr>
+          <w:sz w:val="24"/>
+          <w:szCs w:val="24"/>
+          <w:u w:val="none"/>
+        </w:rPr>
+      </w:pPr>
+      <w:r>
+        <w:rPr>
+          <w:sz w:val="24"/>
+          <w:szCs w:val="24"/>
+          <w:rtl w:val="0"/>
+        </w:rPr>
+        <w:t xml:space="preserve">“I have made you a refiner and tester of my people, to know and test how they behave.</w:t>
+      </w:r>
+    </w:p>
+    <w:p>
+      <w:pPr>
+        <w:numPr>
+          <w:ilvl w:val="0"/>
+          <w:numId w:val="1"/>
+        </w:numPr>
+        <w:ind w:left="720" w:hanging="360"/>
+        <w:rPr>
+          <w:sz w:val="24"/>
+          <w:szCs w:val="24"/>
+          <w:u w:val="none"/>
+        </w:rPr>
+      </w:pPr>
+      <w:r>
+        <w:rPr>
+          <w:sz w:val="24"/>
+          <w:szCs w:val="24"/>
+          <w:rtl w:val="0"/>
+        </w:rPr>
+        <w:t xml:space="preserve">All of them are total rebels, spreading slanderous gossip; they are bronze and iron, all of them corrupt.</w:t>
+      </w:r>
+    </w:p>
+    <w:p>
+      <w:pPr>
+        <w:numPr>
+          <w:ilvl w:val="0"/>
+          <w:numId w:val="1"/>
+        </w:numPr>
+        <w:ind w:left="720" w:hanging="360"/>
+        <w:rPr>
+          <w:sz w:val="24"/>
+          <w:szCs w:val="24"/>
+          <w:u w:val="none"/>
+        </w:rPr>
+      </w:pPr>
+      <w:r>
+        <w:rPr>
+          <w:sz w:val="24"/>
+          <w:szCs w:val="24"/>
+          <w:rtl w:val="0"/>
+        </w:rPr>
+        <w:t xml:space="preserve">The bellows blast away; and though the lead is consumed by the fire, in vain has the smelter refined, for the wicked have not been separated.</w:t>
+      </w:r>
+    </w:p>
+    <w:p>
+      <w:pPr>
+        <w:numPr>
+          <w:ilvl w:val="0"/>
+          <w:numId w:val="1"/>
+        </w:numPr>
+        <w:ind w:left="720" w:hanging="360"/>
+        <w:rPr>
+          <w:sz w:val="24"/>
+          <w:szCs w:val="24"/>
+          <w:u w:val="none"/>
+        </w:rPr>
+      </w:pPr>
+      <w:r>
+        <w:rPr>
+          <w:sz w:val="24"/>
+          <w:szCs w:val="24"/>
+          <w:rtl w:val="0"/>
+        </w:rPr>
+        <w:t xml:space="preserve">They are called ‘rejected silver,’ because EHYEH has rejected them.”</w:t>
       </w:r>
     </w:p>
     <w:sectPr>
